--- a/Email_Reply_to_JK_DRAFT_KR.docx
+++ b/Email_Reply_to_JK_DRAFT_KR.docx
@@ -58,7 +58,7 @@
     <w:p/>
     <w:p>
       <w:r>
-        <w:t>큰 방향에서는 공감합니다. 저희가 지향하는 구조는 NewCo를 단순 영업대행사도, BNBL 핵심 HME-DDS™ 기술의 독립 소유자도 아닌, BNBL이 통제하는 미국 commercialization platform으로 두는 것입니다. 즉 BNBL은 Background IP와 핵심 기술의 소유·글로벌 통제를 유지하되, NewCo는 합의된 제품·프로젝트·승인된 사업기회 범위 내에서 의미 있는 사업권과 commercially workable한 보호, economic upside를 갖도록 하는 방향입니다.</w:t>
+        <w:t>큰 방향에서는 공감합니다. 저희가 지향하는 구조는 NewCo를 단순 영업대행사도, BNBL 핵심 HME-DDS™ 기술의 독립 소유자도 아닌, BNBL이 주도하는 미국 commercialization platform으로 두는 것입니다. 즉 BNBL은 Background IP와 핵심 기술의 소유·글로벌 통제를 유지하되, NewCo는 합의된 제품·프로젝트·승인된 사업기회 범위 내에서 의미 있는 사업권과 commercially workable한 보호, economic upside를 갖도록 하는 방향입니다.</w:t>
       </w:r>
     </w:p>
     <w:p/>
